--- a/figures/figs-for-tiff.docx
+++ b/figures/figs-for-tiff.docx
@@ -54,6 +54,11 @@
     <w:p>
       <w:r>
         <w:t>Predicted occupancy for each treatment and each species over the study period. This includes all data from 2013-2024.</w:t>
+      </w:r>
+    </w:p>
+    <w:p>
+      <w:r>
+        <w:t>FIG 1</w:t>
       </w:r>
     </w:p>
     <w:p/>
@@ -117,13 +122,7 @@
         <w:rPr>
           <w:u w:val="single"/>
         </w:rPr>
-        <w:t>Posterior</w:t>
-      </w:r>
-      <w:r>
-        <w:rPr>
-          <w:u w:val="single"/>
-        </w:rPr>
-        <w:t xml:space="preserve"> probability distributions</w:t>
+        <w:t>Posterior probability distributions</w:t>
       </w:r>
       <w:r>
         <w:t>:</w:t>
@@ -194,7 +193,7 @@
         </w:rPr>
         <w:lastRenderedPageBreak/>
         <w:drawing>
-          <wp:inline distT="0" distB="0" distL="0" distR="0" wp14:anchorId="0578B22E" wp14:editId="08BEB9B0">
+          <wp:inline distT="0" distB="0" distL="0" distR="0" wp14:anchorId="0578B22E" wp14:editId="08F7DFA3">
             <wp:extent cx="5943600" cy="4286546"/>
             <wp:effectExtent l="0" t="0" r="0" b="6350"/>
             <wp:docPr id="1125302910" name="Picture 8" descr="A graph of numbers and lines&#10;&#10;Description automatically generated with medium confidence"/>
@@ -236,7 +235,11 @@
         </w:drawing>
       </w:r>
     </w:p>
-    <w:p/>
+    <w:p>
+      <w:r>
+        <w:t>FIG 2</w:t>
+      </w:r>
+    </w:p>
     <w:p/>
     <w:p/>
     <w:p>
@@ -254,9 +257,9 @@
         </w:rPr>
         <w:lastRenderedPageBreak/>
         <w:drawing>
-          <wp:inline distT="0" distB="0" distL="0" distR="0" wp14:anchorId="7F385203" wp14:editId="609329FD">
+          <wp:inline distT="0" distB="0" distL="0" distR="0" wp14:anchorId="7F385203" wp14:editId="284B2617">
             <wp:extent cx="5943600" cy="4286546"/>
-            <wp:effectExtent l="0" t="0" r="0" b="6350"/>
+            <wp:effectExtent l="0" t="0" r="1905" b="0"/>
             <wp:docPr id="1861467590" name="Picture 9" descr="A graph of numbers and colored lines&#10;&#10;Description automatically generated with medium confidence"/>
             <wp:cNvGraphicFramePr>
               <a:graphicFrameLocks xmlns:a="http://schemas.openxmlformats.org/drawingml/2006/main" noChangeAspect="1"/>
@@ -296,7 +299,11 @@
         </w:drawing>
       </w:r>
     </w:p>
-    <w:p/>
+    <w:p>
+      <w:r>
+        <w:t>FIG 2</w:t>
+      </w:r>
+    </w:p>
     <w:p/>
     <w:p/>
     <w:p>
@@ -466,23 +473,7 @@
         <w:t>Tables show</w:t>
       </w:r>
       <w:r>
-        <w:t xml:space="preserve"> estimated average effect (Mean), most likely value (Median), confidence interval from CI_2.5 to CI_97.5, and probability that the effect is positive or negative. It's essentially a scorecard telling you which factors have strong evidence for mattering (high </w:t>
-      </w:r>
-      <w:proofErr w:type="spellStart"/>
-      <w:r>
-        <w:t>Percent_Pos</w:t>
-      </w:r>
-      <w:proofErr w:type="spellEnd"/>
-      <w:r>
-        <w:t xml:space="preserve"> or </w:t>
-      </w:r>
-      <w:proofErr w:type="spellStart"/>
-      <w:r>
-        <w:t>Percent_Neg</w:t>
-      </w:r>
-      <w:proofErr w:type="spellEnd"/>
-      <w:r>
-        <w:t>) versus which ones are uncertain (closer to 50/50 split).</w:t>
+        <w:t xml:space="preserve"> estimated average effect (Mean), most likely value (Median), confidence interval from CI_2.5 to CI_97.5, and probability that the effect is positive or negative. It's essentially a scorecard telling you which factors have strong evidence for mattering (high Percent_Pos or Percent_Neg) versus which ones are uncertain (closer to 50/50 split).</w:t>
       </w:r>
     </w:p>
     <w:p>
@@ -1941,6 +1932,7 @@
   <w:style w:type="character" w:default="1" w:styleId="DefaultParagraphFont">
     <w:name w:val="Default Paragraph Font"/>
     <w:uiPriority w:val="1"/>
+    <w:semiHidden/>
     <w:unhideWhenUsed/>
   </w:style>
   <w:style w:type="table" w:default="1" w:styleId="TableNormal">
